--- a/corpus/synthetic/font-table__006.docx
+++ b/corpus/synthetic/font-table__006.docx
@@ -69,7 +69,6 @@
         <a:latin typeface="Aptos"/>
         <a:ea typeface=""/>
         <a:cs typeface=""/>
-        <a:font script="Hang" typeface="맑은 고딕"/>
       </a:minorFont>
     </a:fontScheme>
   </a:themeElements>
